--- a/docs/FixerNation_Admin_Guide.docx
+++ b/docs/FixerNation_Admin_Guide.docx
@@ -92,7 +92,7 @@
           <w:sz w:val="20"/>
           <w:szCs w:val="20"/>
         </w:rPr>
-        <w:t xml:space="preserve">v2.0 — SP-1 through SP-53</w:t>
+        <w:t xml:space="preserve">v3.0 — All 65 sprints complete + full Playwright e2e coverage</w:t>
       </w:r>
     </w:p>
     <w:p>
@@ -8085,6 +8085,15 @@
     </w:p>
     <w:p>
       <w:pPr>
+        <w:pStyle w:val="Heading2"/>
+        <w:spacing w:after="80" w:before="360"/>
+      </w:pPr>
+      <w:r>
+        <w:t xml:space="preserve">12.1  Users List and Role Management</w:t>
+      </w:r>
+    </w:p>
+    <w:p>
+      <w:pPr>
         <w:spacing w:after="100" w:before="60"/>
       </w:pPr>
       <w:r>
@@ -8122,7 +8131,7 @@
           <wp:inline distT="0" distB="0" distL="0" distR="0">
             <wp:extent cx="5486400" cy="3429000"/>
             <wp:effectExtent t="0" r="0" b="0" l="0"/>
-            <wp:docPr id="1" name="" descr="" title=""/>
+            <wp:docPr id="106" name="" descr="" title=""/>
             <wp:cNvGraphicFramePr>
               <a:graphicFrameLocks xmlns:a="http://schemas.openxmlformats.org/drawingml/2006/main" noChangeAspect="1"/>
             </wp:cNvGraphicFramePr>
@@ -8136,7 +8145,7 @@
                     </pic:cNvPicPr>
                   </pic:nvPicPr>
                   <pic:blipFill>
-                    <a:blip r:embed="rId21" cstate="none"/>
+                    <a:blip r:embed="rId36" cstate="none"/>
                     <a:srcRect/>
                     <a:stretch>
                       <a:fillRect/>
@@ -8190,11 +8199,6 @@
     </w:p>
     <w:p>
       <w:pPr>
-        <w:spacing w:after="0" w:before="60"/>
-      </w:pPr>
-    </w:p>
-    <w:p>
-      <w:pPr>
         <w:spacing w:after="60" w:before="160"/>
       </w:pPr>
       <w:r>
@@ -8220,20 +8224,20 @@
           <w:sz w:val="22"/>
           <w:szCs w:val="22"/>
         </w:rPr>
-        <w:t xml:space="preserve">1.  All registered users are listed with name, email, current role, and join date</w:t>
-      </w:r>
-    </w:p>
-    <w:p>
-      <w:pPr>
-        <w:spacing w:after="60" w:before="60"/>
-        <w:ind w:left="360"/>
-      </w:pPr>
-      <w:r>
-        <w:rPr>
-          <w:sz w:val="22"/>
-          <w:szCs w:val="22"/>
-        </w:rPr>
-        <w:t xml:space="preserve">2.  Change a user's role using the role dropdown on their row</w:t>
+        <w:t xml:space="preserve">1.  All registered users are listed with name, email, Membership role, Staff access level, and join date</w:t>
+      </w:r>
+    </w:p>
+    <w:p>
+      <w:pPr>
+        <w:spacing w:after="60" w:before="60"/>
+        <w:ind w:left="360"/>
+      </w:pPr>
+      <w:r>
+        <w:rPr>
+          <w:sz w:val="22"/>
+          <w:szCs w:val="22"/>
+        </w:rPr>
+        <w:t xml:space="preserve">2.  As an ADMIN or SUPER_ADMIN, change a user's Membership role (Consumer / Member / Service Provider / Brand Ambassador) using the dropdown in the “Membership role” column</w:t>
       </w:r>
       <w:r>
         <w:rPr>
@@ -8243,20 +8247,20 @@
           <w:sz w:val="22"/>
           <w:szCs w:val="22"/>
         </w:rPr>
-        <w:t xml:space="preserve">  — the change saves immediately</w:t>
-      </w:r>
-    </w:p>
-    <w:p>
-      <w:pPr>
-        <w:spacing w:after="60" w:before="60"/>
-        <w:ind w:left="360"/>
-      </w:pPr>
-      <w:r>
-        <w:rPr>
-          <w:sz w:val="22"/>
-          <w:szCs w:val="22"/>
-        </w:rPr>
-        <w:t xml:space="preserve">3.  Go to a different admin page and return</w:t>
+        <w:t xml:space="preserve">  — the change saves immediately via PATCH /api/admin/users/[id] and persists after navigating to a different admin page and back</w:t>
+      </w:r>
+    </w:p>
+    <w:p>
+      <w:pPr>
+        <w:spacing w:after="60" w:before="60"/>
+        <w:ind w:left="360"/>
+      </w:pPr>
+      <w:r>
+        <w:rPr>
+          <w:sz w:val="22"/>
+          <w:szCs w:val="22"/>
+        </w:rPr>
+        <w:t xml:space="preserve">3.  The “Staff access” column (None / Admin / Super Admin) only renders as an editable dropdown when you are signed in as SUPER_ADMIN</w:t>
       </w:r>
       <w:r>
         <w:rPr>
@@ -8266,33 +8270,20 @@
           <w:sz w:val="22"/>
           <w:szCs w:val="22"/>
         </w:rPr>
-        <w:t xml:space="preserve">  — the updated role persists</w:t>
-      </w:r>
-    </w:p>
-    <w:p>
-      <w:pPr>
-        <w:spacing w:after="60" w:before="60"/>
-        <w:ind w:left="360"/>
-      </w:pPr>
-      <w:r>
-        <w:rPr>
-          <w:sz w:val="22"/>
-          <w:szCs w:val="22"/>
-        </w:rPr>
-        <w:t xml:space="preserve">4.  Verify the role change reflects in the user's experience (their dashboard role card should show the new role)</w:t>
-      </w:r>
-    </w:p>
-    <w:p>
-      <w:pPr>
-        <w:spacing w:after="60" w:before="60"/>
-        <w:ind w:left="360"/>
-      </w:pPr>
-      <w:r>
-        <w:rPr>
-          <w:sz w:val="22"/>
-          <w:szCs w:val="22"/>
-        </w:rPr>
-        <w:t xml:space="preserve">5.  The currently signed-in admin account: the role dropdown is disabled</w:t>
+        <w:t xml:space="preserve">  — for an ADMIN-level viewer, that column always renders as a read-only badge instead</w:t>
+      </w:r>
+    </w:p>
+    <w:p>
+      <w:pPr>
+        <w:spacing w:after="60" w:before="60"/>
+        <w:ind w:left="360"/>
+      </w:pPr>
+      <w:r>
+        <w:rPr>
+          <w:sz w:val="22"/>
+          <w:szCs w:val="22"/>
+        </w:rPr>
+        <w:t xml:space="preserve">4.  Neither an ADMIN nor a SUPER_ADMIN can edit their own row</w:t>
       </w:r>
       <w:r>
         <w:rPr>
@@ -8302,20 +8293,20 @@
           <w:sz w:val="22"/>
           <w:szCs w:val="22"/>
         </w:rPr>
-        <w:t xml:space="preserve">  — you cannot change your own role</w:t>
-      </w:r>
-    </w:p>
-    <w:p>
-      <w:pPr>
-        <w:spacing w:after="60" w:before="60"/>
-        <w:ind w:left="360"/>
-      </w:pPr>
-      <w:r>
-        <w:rPr>
-          <w:sz w:val="22"/>
-          <w:szCs w:val="22"/>
-        </w:rPr>
-        <w:t xml:space="preserve">6.  A regular ADMIN: the SUPER_ADMIN option is absent from the dropdown</w:t>
+        <w:t xml:space="preserve">  — on the row marked with the “you” badge, both the Membership role and Staff access controls render as read-only badges rather than dropdowns, for every admin level</w:t>
+      </w:r>
+    </w:p>
+    <w:p>
+      <w:pPr>
+        <w:spacing w:after="60" w:before="60"/>
+        <w:ind w:left="360"/>
+      </w:pPr>
+      <w:r>
+        <w:rPr>
+          <w:sz w:val="22"/>
+          <w:szCs w:val="22"/>
+        </w:rPr>
+        <w:t xml:space="preserve">5.  As a regular ADMIN (not SUPER_ADMIN), find a user whose Staff access is already “Super Admin”</w:t>
       </w:r>
       <w:r>
         <w:rPr>
@@ -8325,7 +8316,30 @@
           <w:sz w:val="22"/>
           <w:szCs w:val="22"/>
         </w:rPr>
-        <w:t xml:space="preserve">  — only SUPER_ADMIN can promote users to SUPER_ADMIN</w:t>
+        <w:t xml:space="preserve">  — that row's Membership role column also renders as a read-only badge for you — a non-super-admin cannot change the membership role of a super admin either</w:t>
+      </w:r>
+    </w:p>
+    <w:p>
+      <w:pPr>
+        <w:spacing w:after="60" w:before="60"/>
+        <w:ind w:left="360"/>
+      </w:pPr>
+      <w:r>
+        <w:rPr>
+          <w:sz w:val="22"/>
+          <w:szCs w:val="22"/>
+        </w:rPr>
+        <w:t xml:space="preserve">6.  Make a role or staff-access change, then check Part 14.1 Audit Log</w:t>
+      </w:r>
+      <w:r>
+        <w:rPr>
+          <w:i/>
+          <w:iCs/>
+          <w:color w:val="4A5568"/>
+          <w:sz w:val="22"/>
+          <w:szCs w:val="22"/>
+        </w:rPr>
+        <w:t xml:space="preserve">  — the change appears as a user.role_changed or user.admin_role_changed entry with the actor, target, and from/to values</w:t>
       </w:r>
     </w:p>
     <w:p>
@@ -8354,7 +8368,7 @@
           <w:sz w:val="20"/>
           <w:szCs w:val="20"/>
         </w:rPr>
-        <w:t xml:space="preserve">Role changes take effect immediately. A user currently signed in who has their role changed will see the effect on their next page load or sign-in.</w:t>
+        <w:t xml:space="preserve">Role and staff-access changes take effect immediately on the server. A user who is already signed in will only see the change reflected in their own session after their next page load or sign-in.</w:t>
       </w:r>
     </w:p>
     <w:p>
@@ -13729,6 +13743,1494 @@
           <w:szCs w:val="22"/>
         </w:rPr>
         <w:t xml:space="preserve">GET https://fixernation.org/api/cron?job=automation-tick&amp;token=CRON_SECRET</w:t>
+      </w:r>
+    </w:p>
+    <w:p>
+      <w:r>
+        <w:br w:type="page"/>
+      </w:r>
+    </w:p>
+    <w:p>
+      <w:pPr>
+        <w:pStyle w:val="Heading1"/>
+        <w:spacing w:after="120" w:before="480"/>
+      </w:pPr>
+      <w:r>
+        <w:t xml:space="preserve">Part 20: Personal Growth Content Administration</w:t>
+      </w:r>
+    </w:p>
+    <w:p>
+      <w:pPr>
+        <w:pStyle w:val="Heading2"/>
+        <w:spacing w:after="80" w:before="360"/>
+      </w:pPr>
+      <w:r>
+        <w:t xml:space="preserve">20.1  Focus Areas</w:t>
+      </w:r>
+    </w:p>
+    <w:p>
+      <w:pPr>
+        <w:spacing w:after="100" w:before="60"/>
+      </w:pPr>
+      <w:r>
+        <w:rPr>
+          <w:b/>
+          <w:bCs/>
+          <w:color w:val="2D3748"/>
+          <w:sz w:val="22"/>
+          <w:szCs w:val="22"/>
+        </w:rPr>
+        <w:t xml:space="preserve">URL: </w:t>
+      </w:r>
+      <w:r>
+        <w:rPr>
+          <w:rFonts w:ascii="Courier New" w:cs="Courier New" w:eastAsia="Courier New" w:hAnsi="Courier New"/>
+          <w:color w:val="2B6CB0"/>
+          <w:sz w:val="22"/>
+          <w:szCs w:val="22"/>
+        </w:rPr>
+        <w:t xml:space="preserve">fixernation.org/admin/focus-areas</w:t>
+      </w:r>
+    </w:p>
+    <w:p>
+      <w:pPr>
+        <w:pBdr>
+          <w:top w:val="single" w:color="CBD5E0" w:sz="4" w:space="4"/>
+          <w:bottom w:val="single" w:color="CBD5E0" w:sz="4" w:space="4"/>
+          <w:left w:val="single" w:color="CBD5E0" w:sz="4" w:space="4"/>
+          <w:right w:val="single" w:color="CBD5E0" w:sz="4" w:space="4"/>
+        </w:pBdr>
+        <w:spacing w:after="240" w:before="120"/>
+      </w:pPr>
+      <w:r>
+        <w:drawing>
+          <wp:inline distT="0" distB="0" distL="0" distR="0">
+            <wp:extent cx="5486400" cy="3429000"/>
+            <wp:effectExtent t="0" r="0" b="0" l="0"/>
+            <wp:docPr id="101" name="" descr="" title=""/>
+            <wp:cNvGraphicFramePr>
+              <a:graphicFrameLocks xmlns:a="http://schemas.openxmlformats.org/drawingml/2006/main" noChangeAspect="1"/>
+            </wp:cNvGraphicFramePr>
+            <a:graphic xmlns:a="http://schemas.openxmlformats.org/drawingml/2006/main">
+              <a:graphicData uri="http://schemas.openxmlformats.org/drawingml/2006/picture">
+                <pic:pic xmlns:pic="http://schemas.openxmlformats.org/drawingml/2006/picture">
+                  <pic:nvPicPr>
+                    <pic:cNvPr id="0" name="" descr=""/>
+                    <pic:cNvPicPr>
+                      <a:picLocks noChangeAspect="1" noChangeArrowheads="1"/>
+                    </pic:cNvPicPr>
+                  </pic:nvPicPr>
+                  <pic:blipFill>
+                    <a:blip r:embed="rId31" cstate="none"/>
+                    <a:srcRect/>
+                    <a:stretch>
+                      <a:fillRect/>
+                    </a:stretch>
+                  </pic:blipFill>
+                  <pic:spPr bwMode="auto">
+                    <a:xfrm>
+                      <a:off x="0" y="0"/>
+                      <a:ext cx="5486400" cy="3429000"/>
+                    </a:xfrm>
+                    <a:prstGeom prst="rect">
+                      <a:avLst/>
+                    </a:prstGeom>
+                  </pic:spPr>
+                </pic:pic>
+              </a:graphicData>
+            </a:graphic>
+          </wp:inline>
+        </w:drawing>
+      </w:r>
+    </w:p>
+    <w:p>
+      <w:pPr>
+        <w:spacing w:after="60" w:before="160"/>
+      </w:pPr>
+      <w:r>
+        <w:rPr>
+          <w:b/>
+          <w:bCs/>
+          <w:i w:val="false"/>
+          <w:iCs w:val="false"/>
+          <w:color w:val="2D3748"/>
+          <w:sz w:val="22"/>
+          <w:szCs w:val="22"/>
+        </w:rPr>
+        <w:t xml:space="preserve">How to get here:</w:t>
+      </w:r>
+    </w:p>
+    <w:p>
+      <w:pPr>
+        <w:spacing w:after="60" w:before="60"/>
+        <w:ind w:left="360"/>
+      </w:pPr>
+      <w:r>
+        <w:rPr>
+          <w:sz w:val="22"/>
+          <w:szCs w:val="22"/>
+        </w:rPr>
+        <w:t xml:space="preserve">1.  Click "Focus Areas" in the admin left navigation</w:t>
+      </w:r>
+    </w:p>
+    <w:p>
+      <w:pPr>
+        <w:spacing w:after="60" w:before="160"/>
+      </w:pPr>
+      <w:r>
+        <w:rPr>
+          <w:b/>
+          <w:bCs/>
+          <w:i w:val="false"/>
+          <w:iCs w:val="false"/>
+          <w:color w:val="2D3748"/>
+          <w:sz w:val="22"/>
+          <w:szCs w:val="22"/>
+        </w:rPr>
+        <w:t xml:space="preserve">What to verify:</w:t>
+      </w:r>
+    </w:p>
+    <w:p>
+      <w:pPr>
+        <w:spacing w:after="60" w:before="60"/>
+        <w:ind w:left="360"/>
+      </w:pPr>
+      <w:r>
+        <w:rPr>
+          <w:sz w:val="22"/>
+          <w:szCs w:val="22"/>
+        </w:rPr>
+        <w:t xml:space="preserve">1.  All focus areas are listed sorted by their Order value, with Name, Order, and Status (Active/Inactive) columns</w:t>
+      </w:r>
+    </w:p>
+    <w:p>
+      <w:pPr>
+        <w:spacing w:after="60" w:before="60"/>
+        <w:ind w:left="360"/>
+      </w:pPr>
+      <w:r>
+        <w:rPr>
+          <w:sz w:val="22"/>
+          <w:szCs w:val="22"/>
+        </w:rPr>
+        <w:t xml:space="preserve">2.  Use the "Add a focus area" form at the bottom (Name + Order fields) and click "+ Add"</w:t>
+      </w:r>
+      <w:r>
+        <w:rPr>
+          <w:i/>
+          <w:iCs/>
+          <w:color w:val="4A5568"/>
+          <w:sz w:val="22"/>
+          <w:szCs w:val="22"/>
+        </w:rPr>
+        <w:t xml:space="preserve">  — the new area appears in the table immediately, sorted into place by its Order value</w:t>
+      </w:r>
+    </w:p>
+    <w:p>
+      <w:pPr>
+        <w:spacing w:after="60" w:before="60"/>
+        <w:ind w:left="360"/>
+      </w:pPr>
+      <w:r>
+        <w:rPr>
+          <w:sz w:val="22"/>
+          <w:szCs w:val="22"/>
+        </w:rPr>
+        <w:t xml:space="preserve">3.  Click "Edit" on any row</w:t>
+      </w:r>
+      <w:r>
+        <w:rPr>
+          <w:i/>
+          <w:iCs/>
+          <w:color w:val="4A5568"/>
+          <w:sz w:val="22"/>
+          <w:szCs w:val="22"/>
+        </w:rPr>
+        <w:t xml:space="preserve">  — Name and Order become inline-editable; "Save" persists the change, "Cancel" discards it</w:t>
+      </w:r>
+    </w:p>
+    <w:p>
+      <w:pPr>
+        <w:spacing w:after="60" w:before="60"/>
+        <w:ind w:left="360"/>
+      </w:pPr>
+      <w:r>
+        <w:rPr>
+          <w:sz w:val="22"/>
+          <w:szCs w:val="22"/>
+        </w:rPr>
+        <w:t xml:space="preserve">4.  Click "Deactivate" (or "Activate") on any row</w:t>
+      </w:r>
+      <w:r>
+        <w:rPr>
+          <w:i/>
+          <w:iCs/>
+          <w:color w:val="4A5568"/>
+          <w:sz w:val="22"/>
+          <w:szCs w:val="22"/>
+        </w:rPr>
+        <w:t xml:space="preserve">  — this toggles the Active flag; inactive focus areas are hidden from members at /account/focus but remain listed here</w:t>
+      </w:r>
+    </w:p>
+    <w:p>
+      <w:pPr>
+        <w:spacing w:after="60" w:before="60"/>
+        <w:ind w:left="360"/>
+      </w:pPr>
+      <w:r>
+        <w:rPr>
+          <w:sz w:val="22"/>
+          <w:szCs w:val="22"/>
+        </w:rPr>
+        <w:t xml:space="preserve">5.  Click "Delete" on any row</w:t>
+      </w:r>
+      <w:r>
+        <w:rPr>
+          <w:i/>
+          <w:iCs/>
+          <w:color w:val="4A5568"/>
+          <w:sz w:val="22"/>
+          <w:szCs w:val="22"/>
+        </w:rPr>
+        <w:t xml:space="preserve">  — a confirm dialog warns "This cannot be undone," then the focus area is permanently removed from the database</w:t>
+      </w:r>
+    </w:p>
+    <w:p>
+      <w:pPr>
+        <w:pBdr>
+          <w:left w:val="single" w:color="D97706" w:sz="6" w:space="8"/>
+        </w:pBdr>
+        <w:spacing w:after="120" w:before="120"/>
+        <w:ind w:left="360" w:right="360"/>
+      </w:pPr>
+      <w:r>
+        <w:rPr>
+          <w:b/>
+          <w:bCs/>
+          <w:color w:val="744210"/>
+          <w:sz w:val="20"/>
+          <w:szCs w:val="20"/>
+        </w:rPr>
+        <w:t xml:space="preserve">Note: </w:t>
+      </w:r>
+      <w:r>
+        <w:rPr>
+          <w:i/>
+          <w:iCs/>
+          <w:color w:val="744210"/>
+          <w:sz w:val="20"/>
+          <w:szCs w:val="20"/>
+        </w:rPr>
+        <w:t xml:space="preserve">Focus Areas support a true hard delete. This is different from Growth Pathways and Fixer Challenges below, which only support deactivation — there is no delete option for a pathway or challenge itself.</w:t>
+      </w:r>
+    </w:p>
+    <w:p>
+      <w:pPr>
+        <w:pStyle w:val="Heading2"/>
+        <w:spacing w:after="80" w:before="360"/>
+      </w:pPr>
+      <w:r>
+        <w:t xml:space="preserve">20.2  Growth Pathways</w:t>
+      </w:r>
+    </w:p>
+    <w:p>
+      <w:pPr>
+        <w:spacing w:after="100" w:before="60"/>
+      </w:pPr>
+      <w:r>
+        <w:rPr>
+          <w:b/>
+          <w:bCs/>
+          <w:color w:val="2D3748"/>
+          <w:sz w:val="22"/>
+          <w:szCs w:val="22"/>
+        </w:rPr>
+        <w:t xml:space="preserve">URL: </w:t>
+      </w:r>
+      <w:r>
+        <w:rPr>
+          <w:rFonts w:ascii="Courier New" w:cs="Courier New" w:eastAsia="Courier New" w:hAnsi="Courier New"/>
+          <w:color w:val="2B6CB0"/>
+          <w:sz w:val="22"/>
+          <w:szCs w:val="22"/>
+        </w:rPr>
+        <w:t xml:space="preserve">fixernation.org/admin/pathways</w:t>
+      </w:r>
+    </w:p>
+    <w:p>
+      <w:pPr>
+        <w:pBdr>
+          <w:top w:val="single" w:color="CBD5E0" w:sz="4" w:space="4"/>
+          <w:bottom w:val="single" w:color="CBD5E0" w:sz="4" w:space="4"/>
+          <w:left w:val="single" w:color="CBD5E0" w:sz="4" w:space="4"/>
+          <w:right w:val="single" w:color="CBD5E0" w:sz="4" w:space="4"/>
+        </w:pBdr>
+        <w:spacing w:after="240" w:before="120"/>
+      </w:pPr>
+      <w:r>
+        <w:drawing>
+          <wp:inline distT="0" distB="0" distL="0" distR="0">
+            <wp:extent cx="5486400" cy="3429000"/>
+            <wp:effectExtent t="0" r="0" b="0" l="0"/>
+            <wp:docPr id="102" name="" descr="" title=""/>
+            <wp:cNvGraphicFramePr>
+              <a:graphicFrameLocks xmlns:a="http://schemas.openxmlformats.org/drawingml/2006/main" noChangeAspect="1"/>
+            </wp:cNvGraphicFramePr>
+            <a:graphic xmlns:a="http://schemas.openxmlformats.org/drawingml/2006/main">
+              <a:graphicData uri="http://schemas.openxmlformats.org/drawingml/2006/picture">
+                <pic:pic xmlns:pic="http://schemas.openxmlformats.org/drawingml/2006/picture">
+                  <pic:nvPicPr>
+                    <pic:cNvPr id="0" name="" descr=""/>
+                    <pic:cNvPicPr>
+                      <a:picLocks noChangeAspect="1" noChangeArrowheads="1"/>
+                    </pic:cNvPicPr>
+                  </pic:nvPicPr>
+                  <pic:blipFill>
+                    <a:blip r:embed="rId32" cstate="none"/>
+                    <a:srcRect/>
+                    <a:stretch>
+                      <a:fillRect/>
+                    </a:stretch>
+                  </pic:blipFill>
+                  <pic:spPr bwMode="auto">
+                    <a:xfrm>
+                      <a:off x="0" y="0"/>
+                      <a:ext cx="5486400" cy="3429000"/>
+                    </a:xfrm>
+                    <a:prstGeom prst="rect">
+                      <a:avLst/>
+                    </a:prstGeom>
+                  </pic:spPr>
+                </pic:pic>
+              </a:graphicData>
+            </a:graphic>
+          </wp:inline>
+        </w:drawing>
+      </w:r>
+    </w:p>
+    <w:p>
+      <w:pPr>
+        <w:spacing w:after="60" w:before="160"/>
+      </w:pPr>
+      <w:r>
+        <w:rPr>
+          <w:b/>
+          <w:bCs/>
+          <w:i w:val="false"/>
+          <w:iCs w:val="false"/>
+          <w:color w:val="2D3748"/>
+          <w:sz w:val="22"/>
+          <w:szCs w:val="22"/>
+        </w:rPr>
+        <w:t xml:space="preserve">How to get here:</w:t>
+      </w:r>
+    </w:p>
+    <w:p>
+      <w:pPr>
+        <w:spacing w:after="60" w:before="60"/>
+        <w:ind w:left="360"/>
+      </w:pPr>
+      <w:r>
+        <w:rPr>
+          <w:sz w:val="22"/>
+          <w:szCs w:val="22"/>
+        </w:rPr>
+        <w:t xml:space="preserve">1.  Click "Pathways" in the admin left navigation</w:t>
+      </w:r>
+    </w:p>
+    <w:p>
+      <w:pPr>
+        <w:spacing w:after="60" w:before="160"/>
+      </w:pPr>
+      <w:r>
+        <w:rPr>
+          <w:b/>
+          <w:bCs/>
+          <w:i w:val="false"/>
+          <w:iCs w:val="false"/>
+          <w:color w:val="2D3748"/>
+          <w:sz w:val="22"/>
+          <w:szCs w:val="22"/>
+        </w:rPr>
+        <w:t xml:space="preserve">What to verify:</w:t>
+      </w:r>
+    </w:p>
+    <w:p>
+      <w:pPr>
+        <w:spacing w:after="60" w:before="60"/>
+        <w:ind w:left="360"/>
+      </w:pPr>
+      <w:r>
+        <w:rPr>
+          <w:sz w:val="22"/>
+          <w:szCs w:val="22"/>
+        </w:rPr>
+        <w:t xml:space="preserve">1.  The list shows Title/Slug, Stage count, estimated Days, Enrolled count, Status, and Created date</w:t>
+      </w:r>
+    </w:p>
+    <w:p>
+      <w:pPr>
+        <w:spacing w:after="60" w:before="60"/>
+        <w:ind w:left="360"/>
+      </w:pPr>
+      <w:r>
+        <w:rPr>
+          <w:sz w:val="22"/>
+          <w:szCs w:val="22"/>
+        </w:rPr>
+        <w:t xml:space="preserve">2.  Click "New pathway"</w:t>
+      </w:r>
+      <w:r>
+        <w:rPr>
+          <w:i/>
+          <w:iCs/>
+          <w:color w:val="4A5568"/>
+          <w:sz w:val="22"/>
+          <w:szCs w:val="22"/>
+        </w:rPr>
+        <w:t xml:space="preserve">  — fill in Title, Summary, Description, Estimated Days, and the Active checkbox; on save you are redirected to the new pathway's detail page</w:t>
+      </w:r>
+    </w:p>
+    <w:p>
+      <w:pPr>
+        <w:spacing w:after="60" w:before="60"/>
+        <w:ind w:left="360"/>
+      </w:pPr>
+      <w:r>
+        <w:rPr>
+          <w:sz w:val="22"/>
+          <w:szCs w:val="22"/>
+        </w:rPr>
+        <w:t xml:space="preserve">3.  On the detail page, edit Title, Summary, Description, Estimated Days, or Active and click "Save changes"</w:t>
+      </w:r>
+      <w:r>
+        <w:rPr>
+          <w:i/>
+          <w:iCs/>
+          <w:color w:val="4A5568"/>
+          <w:sz w:val="22"/>
+          <w:szCs w:val="22"/>
+        </w:rPr>
+        <w:t xml:space="preserve">  — Slug is shown read-only and cannot be edited here</w:t>
+      </w:r>
+    </w:p>
+    <w:p>
+      <w:pPr>
+        <w:spacing w:after="60" w:before="60"/>
+        <w:ind w:left="360"/>
+      </w:pPr>
+      <w:r>
+        <w:rPr>
+          <w:sz w:val="22"/>
+          <w:szCs w:val="22"/>
+        </w:rPr>
+        <w:t xml:space="preserve">4.  Click "+ Add stage"</w:t>
+      </w:r>
+      <w:r>
+        <w:rPr>
+          <w:i/>
+          <w:iCs/>
+          <w:color w:val="4A5568"/>
+          <w:sz w:val="22"/>
+          <w:szCs w:val="22"/>
+        </w:rPr>
+        <w:t xml:space="preserve">  — fill in Title, Type (Morning Boost, Blog post, Resource, Challenge, Action, Group activity, Book, Event, or Provider), and optionally an Action prompt, Content title, and Est. minutes</w:t>
+      </w:r>
+    </w:p>
+    <w:p>
+      <w:pPr>
+        <w:spacing w:after="60" w:before="60"/>
+        <w:ind w:left="360"/>
+      </w:pPr>
+      <w:r>
+        <w:rPr>
+          <w:sz w:val="22"/>
+          <w:szCs w:val="22"/>
+        </w:rPr>
+        <w:t xml:space="preserve">5.  Click "Edit" on any stage to update it inline, or "Delete"</w:t>
+      </w:r>
+      <w:r>
+        <w:rPr>
+          <w:i/>
+          <w:iCs/>
+          <w:color w:val="4A5568"/>
+          <w:sz w:val="22"/>
+          <w:szCs w:val="22"/>
+        </w:rPr>
+        <w:t xml:space="preserve">  — a confirm dialog notes that progress records for that stage are preserved even though the stage itself is removed</w:t>
+      </w:r>
+    </w:p>
+    <w:p>
+      <w:pPr>
+        <w:spacing w:after="60" w:before="60"/>
+        <w:ind w:left="360"/>
+      </w:pPr>
+      <w:r>
+        <w:rPr>
+          <w:sz w:val="22"/>
+          <w:szCs w:val="22"/>
+        </w:rPr>
+        <w:t xml:space="preserve">6.  From the pathways list, click "Deactivate" on an active pathway</w:t>
+      </w:r>
+      <w:r>
+        <w:rPr>
+          <w:i/>
+          <w:iCs/>
+          <w:color w:val="4A5568"/>
+          <w:sz w:val="22"/>
+          <w:szCs w:val="22"/>
+        </w:rPr>
+        <w:t xml:space="preserve">  — its Status changes to Inactive and the "Deactivate" button disappears from that row — there is no "Reactivate" control in this list, and no delete option</w:t>
+      </w:r>
+    </w:p>
+    <w:p>
+      <w:pPr>
+        <w:pBdr>
+          <w:left w:val="single" w:color="D97706" w:sz="6" w:space="8"/>
+        </w:pBdr>
+        <w:spacing w:after="120" w:before="120"/>
+        <w:ind w:left="360" w:right="360"/>
+      </w:pPr>
+      <w:r>
+        <w:rPr>
+          <w:b/>
+          <w:bCs/>
+          <w:color w:val="744210"/>
+          <w:sz w:val="20"/>
+          <w:szCs w:val="20"/>
+        </w:rPr>
+        <w:t xml:space="preserve">Note: </w:t>
+      </w:r>
+      <w:r>
+        <w:rPr>
+          <w:i/>
+          <w:iCs/>
+          <w:color w:val="744210"/>
+          <w:sz w:val="20"/>
+          <w:szCs w:val="20"/>
+        </w:rPr>
+        <w:t xml:space="preserve">Deactivating a pathway (via the list page, which calls the DELETE endpoint on /api/admin/pathways/[id]) only sets its Active flag to false. There is no hard-delete for a pathway itself — only its individual stages can be deleted outright.</w:t>
+      </w:r>
+    </w:p>
+    <w:p>
+      <w:pPr>
+        <w:pStyle w:val="Heading2"/>
+        <w:spacing w:after="80" w:before="360"/>
+      </w:pPr>
+      <w:r>
+        <w:t xml:space="preserve">20.3  Fixer Challenges</w:t>
+      </w:r>
+    </w:p>
+    <w:p>
+      <w:pPr>
+        <w:spacing w:after="100" w:before="60"/>
+      </w:pPr>
+      <w:r>
+        <w:rPr>
+          <w:b/>
+          <w:bCs/>
+          <w:color w:val="2D3748"/>
+          <w:sz w:val="22"/>
+          <w:szCs w:val="22"/>
+        </w:rPr>
+        <w:t xml:space="preserve">URL: </w:t>
+      </w:r>
+      <w:r>
+        <w:rPr>
+          <w:rFonts w:ascii="Courier New" w:cs="Courier New" w:eastAsia="Courier New" w:hAnsi="Courier New"/>
+          <w:color w:val="2B6CB0"/>
+          <w:sz w:val="22"/>
+          <w:szCs w:val="22"/>
+        </w:rPr>
+        <w:t xml:space="preserve">fixernation.org/admin/challenges</w:t>
+      </w:r>
+    </w:p>
+    <w:p>
+      <w:pPr>
+        <w:pBdr>
+          <w:top w:val="single" w:color="CBD5E0" w:sz="4" w:space="4"/>
+          <w:bottom w:val="single" w:color="CBD5E0" w:sz="4" w:space="4"/>
+          <w:left w:val="single" w:color="CBD5E0" w:sz="4" w:space="4"/>
+          <w:right w:val="single" w:color="CBD5E0" w:sz="4" w:space="4"/>
+        </w:pBdr>
+        <w:spacing w:after="240" w:before="120"/>
+      </w:pPr>
+      <w:r>
+        <w:drawing>
+          <wp:inline distT="0" distB="0" distL="0" distR="0">
+            <wp:extent cx="5486400" cy="3429000"/>
+            <wp:effectExtent t="0" r="0" b="0" l="0"/>
+            <wp:docPr id="103" name="" descr="" title=""/>
+            <wp:cNvGraphicFramePr>
+              <a:graphicFrameLocks xmlns:a="http://schemas.openxmlformats.org/drawingml/2006/main" noChangeAspect="1"/>
+            </wp:cNvGraphicFramePr>
+            <a:graphic xmlns:a="http://schemas.openxmlformats.org/drawingml/2006/main">
+              <a:graphicData uri="http://schemas.openxmlformats.org/drawingml/2006/picture">
+                <pic:pic xmlns:pic="http://schemas.openxmlformats.org/drawingml/2006/picture">
+                  <pic:nvPicPr>
+                    <pic:cNvPr id="0" name="" descr=""/>
+                    <pic:cNvPicPr>
+                      <a:picLocks noChangeAspect="1" noChangeArrowheads="1"/>
+                    </pic:cNvPicPr>
+                  </pic:nvPicPr>
+                  <pic:blipFill>
+                    <a:blip r:embed="rId33" cstate="none"/>
+                    <a:srcRect/>
+                    <a:stretch>
+                      <a:fillRect/>
+                    </a:stretch>
+                  </pic:blipFill>
+                  <pic:spPr bwMode="auto">
+                    <a:xfrm>
+                      <a:off x="0" y="0"/>
+                      <a:ext cx="5486400" cy="3429000"/>
+                    </a:xfrm>
+                    <a:prstGeom prst="rect">
+                      <a:avLst/>
+                    </a:prstGeom>
+                  </pic:spPr>
+                </pic:pic>
+              </a:graphicData>
+            </a:graphic>
+          </wp:inline>
+        </w:drawing>
+      </w:r>
+    </w:p>
+    <w:p>
+      <w:pPr>
+        <w:spacing w:after="60" w:before="160"/>
+      </w:pPr>
+      <w:r>
+        <w:rPr>
+          <w:b/>
+          <w:bCs/>
+          <w:i w:val="false"/>
+          <w:iCs w:val="false"/>
+          <w:color w:val="2D3748"/>
+          <w:sz w:val="22"/>
+          <w:szCs w:val="22"/>
+        </w:rPr>
+        <w:t xml:space="preserve">How to get here:</w:t>
+      </w:r>
+    </w:p>
+    <w:p>
+      <w:pPr>
+        <w:spacing w:after="60" w:before="60"/>
+        <w:ind w:left="360"/>
+      </w:pPr>
+      <w:r>
+        <w:rPr>
+          <w:sz w:val="22"/>
+          <w:szCs w:val="22"/>
+        </w:rPr>
+        <w:t xml:space="preserve">1.  Click "Challenges" in the admin left navigation</w:t>
+      </w:r>
+    </w:p>
+    <w:p>
+      <w:pPr>
+        <w:spacing w:after="60" w:before="160"/>
+      </w:pPr>
+      <w:r>
+        <w:rPr>
+          <w:b/>
+          <w:bCs/>
+          <w:i w:val="false"/>
+          <w:iCs w:val="false"/>
+          <w:color w:val="2D3748"/>
+          <w:sz w:val="22"/>
+          <w:szCs w:val="22"/>
+        </w:rPr>
+        <w:t xml:space="preserve">What to verify:</w:t>
+      </w:r>
+    </w:p>
+    <w:p>
+      <w:pPr>
+        <w:spacing w:after="60" w:before="60"/>
+        <w:ind w:left="360"/>
+      </w:pPr>
+      <w:r>
+        <w:rPr>
+          <w:sz w:val="22"/>
+          <w:szCs w:val="22"/>
+        </w:rPr>
+        <w:t xml:space="preserve">1.  The list shows Title/Slug, Steps count, Duration in Days, Enrolled count, Mode (Evergreen or Scheduled), loyalty Points, Status, and Created date</w:t>
+      </w:r>
+    </w:p>
+    <w:p>
+      <w:pPr>
+        <w:spacing w:after="60" w:before="60"/>
+        <w:ind w:left="360"/>
+      </w:pPr>
+      <w:r>
+        <w:rPr>
+          <w:sz w:val="22"/>
+          <w:szCs w:val="22"/>
+        </w:rPr>
+        <w:t xml:space="preserve">2.  Click "New challenge"</w:t>
+      </w:r>
+      <w:r>
+        <w:rPr>
+          <w:i/>
+          <w:iCs/>
+          <w:color w:val="4A5568"/>
+          <w:sz w:val="22"/>
+          <w:szCs w:val="22"/>
+        </w:rPr>
+        <w:t xml:space="preserve">  — fill in Title, Summary, Description, Duration (days), Loyalty points on completion, Start mode, an optional Enrollment limit, and the Active checkbox</w:t>
+      </w:r>
+    </w:p>
+    <w:p>
+      <w:pPr>
+        <w:spacing w:after="60" w:before="60"/>
+        <w:ind w:left="360"/>
+      </w:pPr>
+      <w:r>
+        <w:rPr>
+          <w:sz w:val="22"/>
+          <w:szCs w:val="22"/>
+        </w:rPr>
+        <w:t xml:space="preserve">3.  Set Start mode to "Scheduled" instead of "Evergreen", on either the New challenge form or the detail page</w:t>
+      </w:r>
+      <w:r>
+        <w:rPr>
+          <w:i/>
+          <w:iCs/>
+          <w:color w:val="4A5568"/>
+          <w:sz w:val="22"/>
+          <w:szCs w:val="22"/>
+        </w:rPr>
+        <w:t xml:space="preserve">  — a Start date field appears so a fixed start can be set</w:t>
+      </w:r>
+    </w:p>
+    <w:p>
+      <w:pPr>
+        <w:spacing w:after="60" w:before="60"/>
+        <w:ind w:left="360"/>
+      </w:pPr>
+      <w:r>
+        <w:rPr>
+          <w:sz w:val="22"/>
+          <w:szCs w:val="22"/>
+        </w:rPr>
+        <w:t xml:space="preserve">4.  On the detail page, edit any setting and click "Save changes"</w:t>
+      </w:r>
+      <w:r>
+        <w:rPr>
+          <w:i/>
+          <w:iCs/>
+          <w:color w:val="4A5568"/>
+          <w:sz w:val="22"/>
+          <w:szCs w:val="22"/>
+        </w:rPr>
+        <w:t xml:space="preserve">  — Slug is shown read-only</w:t>
+      </w:r>
+    </w:p>
+    <w:p>
+      <w:pPr>
+        <w:spacing w:after="60" w:before="60"/>
+        <w:ind w:left="360"/>
+      </w:pPr>
+      <w:r>
+        <w:rPr>
+          <w:sz w:val="22"/>
+          <w:szCs w:val="22"/>
+        </w:rPr>
+        <w:t xml:space="preserve">5.  Click "+ Add step"</w:t>
+      </w:r>
+      <w:r>
+        <w:rPr>
+          <w:i/>
+          <w:iCs/>
+          <w:color w:val="4A5568"/>
+          <w:sz w:val="22"/>
+          <w:szCs w:val="22"/>
+        </w:rPr>
+        <w:t xml:space="preserve">  — steps are grouped and displayed by Day; fill in Day, Title, an optional Action prompt, and an optional Reflection prompt</w:t>
+      </w:r>
+    </w:p>
+    <w:p>
+      <w:pPr>
+        <w:spacing w:after="60" w:before="60"/>
+        <w:ind w:left="360"/>
+      </w:pPr>
+      <w:r>
+        <w:rPr>
+          <w:sz w:val="22"/>
+          <w:szCs w:val="22"/>
+        </w:rPr>
+        <w:t xml:space="preserve">6.  Click "Edit" on any step to update it inline, or "Delete"</w:t>
+      </w:r>
+      <w:r>
+        <w:rPr>
+          <w:i/>
+          <w:iCs/>
+          <w:color w:val="4A5568"/>
+          <w:sz w:val="22"/>
+          <w:szCs w:val="22"/>
+        </w:rPr>
+        <w:t xml:space="preserve">  — a confirm dialog notes that completion records for that step are preserved even though the step itself is removed</w:t>
+      </w:r>
+    </w:p>
+    <w:p>
+      <w:pPr>
+        <w:spacing w:after="60" w:before="60"/>
+        <w:ind w:left="360"/>
+      </w:pPr>
+      <w:r>
+        <w:rPr>
+          <w:sz w:val="22"/>
+          <w:szCs w:val="22"/>
+        </w:rPr>
+        <w:t xml:space="preserve">7.  From the challenges list, click "Deactivate" on an active challenge</w:t>
+      </w:r>
+      <w:r>
+        <w:rPr>
+          <w:i/>
+          <w:iCs/>
+          <w:color w:val="4A5568"/>
+          <w:sz w:val="22"/>
+          <w:szCs w:val="22"/>
+        </w:rPr>
+        <w:t xml:space="preserve">  — its Status changes to Inactive</w:t>
+      </w:r>
+    </w:p>
+    <w:p>
+      <w:pPr>
+        <w:pBdr>
+          <w:left w:val="single" w:color="D97706" w:sz="6" w:space="8"/>
+        </w:pBdr>
+        <w:spacing w:after="120" w:before="120"/>
+        <w:ind w:left="360" w:right="360"/>
+      </w:pPr>
+      <w:r>
+        <w:rPr>
+          <w:b/>
+          <w:bCs/>
+          <w:color w:val="744210"/>
+          <w:sz w:val="20"/>
+          <w:szCs w:val="20"/>
+        </w:rPr>
+        <w:t xml:space="preserve">Note: </w:t>
+      </w:r>
+      <w:r>
+        <w:rPr>
+          <w:i/>
+          <w:iCs/>
+          <w:color w:val="744210"/>
+          <w:sz w:val="20"/>
+          <w:szCs w:val="20"/>
+        </w:rPr>
+        <w:t xml:space="preserve">As with Growth Pathways, “Deactivate” only sets the challenge's Active flag to false via /api/admin/challenges/[id] — there is no hard-delete for a challenge itself, only for its individual steps.</w:t>
+      </w:r>
+    </w:p>
+    <w:p>
+      <w:pPr>
+        <w:pStyle w:val="Heading2"/>
+        <w:spacing w:after="80" w:before="360"/>
+      </w:pPr>
+      <w:r>
+        <w:t xml:space="preserve">20.4  Issue Topics</w:t>
+      </w:r>
+    </w:p>
+    <w:p>
+      <w:pPr>
+        <w:spacing w:after="100" w:before="60"/>
+      </w:pPr>
+      <w:r>
+        <w:rPr>
+          <w:b/>
+          <w:bCs/>
+          <w:color w:val="2D3748"/>
+          <w:sz w:val="22"/>
+          <w:szCs w:val="22"/>
+        </w:rPr>
+        <w:t xml:space="preserve">URL: </w:t>
+      </w:r>
+      <w:r>
+        <w:rPr>
+          <w:rFonts w:ascii="Courier New" w:cs="Courier New" w:eastAsia="Courier New" w:hAnsi="Courier New"/>
+          <w:color w:val="2B6CB0"/>
+          <w:sz w:val="22"/>
+          <w:szCs w:val="22"/>
+        </w:rPr>
+        <w:t xml:space="preserve">fixernation.org/admin/issue-topics</w:t>
+      </w:r>
+    </w:p>
+    <w:p>
+      <w:pPr>
+        <w:pBdr>
+          <w:top w:val="single" w:color="CBD5E0" w:sz="4" w:space="4"/>
+          <w:bottom w:val="single" w:color="CBD5E0" w:sz="4" w:space="4"/>
+          <w:left w:val="single" w:color="CBD5E0" w:sz="4" w:space="4"/>
+          <w:right w:val="single" w:color="CBD5E0" w:sz="4" w:space="4"/>
+        </w:pBdr>
+        <w:spacing w:after="240" w:before="120"/>
+      </w:pPr>
+      <w:r>
+        <w:drawing>
+          <wp:inline distT="0" distB="0" distL="0" distR="0">
+            <wp:extent cx="5486400" cy="3429000"/>
+            <wp:effectExtent t="0" r="0" b="0" l="0"/>
+            <wp:docPr id="104" name="" descr="" title=""/>
+            <wp:cNvGraphicFramePr>
+              <a:graphicFrameLocks xmlns:a="http://schemas.openxmlformats.org/drawingml/2006/main" noChangeAspect="1"/>
+            </wp:cNvGraphicFramePr>
+            <a:graphic xmlns:a="http://schemas.openxmlformats.org/drawingml/2006/main">
+              <a:graphicData uri="http://schemas.openxmlformats.org/drawingml/2006/picture">
+                <pic:pic xmlns:pic="http://schemas.openxmlformats.org/drawingml/2006/picture">
+                  <pic:nvPicPr>
+                    <pic:cNvPr id="0" name="" descr=""/>
+                    <pic:cNvPicPr>
+                      <a:picLocks noChangeAspect="1" noChangeArrowheads="1"/>
+                    </pic:cNvPicPr>
+                  </pic:nvPicPr>
+                  <pic:blipFill>
+                    <a:blip r:embed="rId34" cstate="none"/>
+                    <a:srcRect/>
+                    <a:stretch>
+                      <a:fillRect/>
+                    </a:stretch>
+                  </pic:blipFill>
+                  <pic:spPr bwMode="auto">
+                    <a:xfrm>
+                      <a:off x="0" y="0"/>
+                      <a:ext cx="5486400" cy="3429000"/>
+                    </a:xfrm>
+                    <a:prstGeom prst="rect">
+                      <a:avLst/>
+                    </a:prstGeom>
+                  </pic:spPr>
+                </pic:pic>
+              </a:graphicData>
+            </a:graphic>
+          </wp:inline>
+        </w:drawing>
+      </w:r>
+    </w:p>
+    <w:p>
+      <w:pPr>
+        <w:spacing w:after="60" w:before="160"/>
+      </w:pPr>
+      <w:r>
+        <w:rPr>
+          <w:b/>
+          <w:bCs/>
+          <w:i w:val="false"/>
+          <w:iCs w:val="false"/>
+          <w:color w:val="2D3748"/>
+          <w:sz w:val="22"/>
+          <w:szCs w:val="22"/>
+        </w:rPr>
+        <w:t xml:space="preserve">How to get here:</w:t>
+      </w:r>
+    </w:p>
+    <w:p>
+      <w:pPr>
+        <w:spacing w:after="60" w:before="60"/>
+        <w:ind w:left="360"/>
+      </w:pPr>
+      <w:r>
+        <w:rPr>
+          <w:sz w:val="22"/>
+          <w:szCs w:val="22"/>
+        </w:rPr>
+        <w:t xml:space="preserve">1.  Click "Issue Topics" in the admin left navigation</w:t>
+      </w:r>
+    </w:p>
+    <w:p>
+      <w:pPr>
+        <w:spacing w:after="60" w:before="160"/>
+      </w:pPr>
+      <w:r>
+        <w:rPr>
+          <w:b/>
+          <w:bCs/>
+          <w:i w:val="false"/>
+          <w:iCs w:val="false"/>
+          <w:color w:val="2D3748"/>
+          <w:sz w:val="22"/>
+          <w:szCs w:val="22"/>
+        </w:rPr>
+        <w:t xml:space="preserve">What to verify:</w:t>
+      </w:r>
+    </w:p>
+    <w:p>
+      <w:pPr>
+        <w:spacing w:after="60" w:before="60"/>
+        <w:ind w:left="360"/>
+      </w:pPr>
+      <w:r>
+        <w:rPr>
+          <w:sz w:val="22"/>
+          <w:szCs w:val="22"/>
+        </w:rPr>
+        <w:t xml:space="preserve">1.  The list shows Title/Slug, Order, Status, Recs (number of recommendation maps attached), Logged by members (number of member-reported issues against that topic), and Created date</w:t>
+      </w:r>
+    </w:p>
+    <w:p>
+      <w:pPr>
+        <w:spacing w:after="60" w:before="60"/>
+        <w:ind w:left="360"/>
+      </w:pPr>
+      <w:r>
+        <w:rPr>
+          <w:sz w:val="22"/>
+          <w:szCs w:val="22"/>
+        </w:rPr>
+        <w:t xml:space="preserve">2.  Click "New topic"</w:t>
+      </w:r>
+      <w:r>
+        <w:rPr>
+          <w:i/>
+          <w:iCs/>
+          <w:color w:val="4A5568"/>
+          <w:sz w:val="22"/>
+          <w:szCs w:val="22"/>
+        </w:rPr>
+        <w:t xml:space="preserve">  — fill in Title, an optional Description, Display order, and the Active checkbox</w:t>
+      </w:r>
+    </w:p>
+    <w:p>
+      <w:pPr>
+        <w:spacing w:after="60" w:before="60"/>
+        <w:ind w:left="360"/>
+      </w:pPr>
+      <w:r>
+        <w:rPr>
+          <w:sz w:val="22"/>
+          <w:szCs w:val="22"/>
+        </w:rPr>
+        <w:t xml:space="preserve">3.  Click "Manage" on any row to open its detail page</w:t>
+      </w:r>
+      <w:r>
+        <w:rPr>
+          <w:i/>
+          <w:iCs/>
+          <w:color w:val="4A5568"/>
+          <w:sz w:val="22"/>
+          <w:szCs w:val="22"/>
+        </w:rPr>
+        <w:t xml:space="preserve">  — edit Title, Description, Display order, or Active, then click "Save changes"</w:t>
+      </w:r>
+    </w:p>
+    <w:p>
+      <w:pPr>
+        <w:spacing w:after="60" w:before="60"/>
+        <w:ind w:left="360"/>
+      </w:pPr>
+      <w:r>
+        <w:rPr>
+          <w:sz w:val="22"/>
+          <w:szCs w:val="22"/>
+        </w:rPr>
+        <w:t xml:space="preserve">4.  On the detail page, use the "Add recommendation" form</w:t>
+      </w:r>
+      <w:r>
+        <w:rPr>
+          <w:i/>
+          <w:iCs/>
+          <w:color w:val="4A5568"/>
+          <w:sz w:val="22"/>
+          <w:szCs w:val="22"/>
+        </w:rPr>
+        <w:t xml:space="preserve">  — choose a Type (Pathway, Challenge, Resource, or Blog post), enter a Resource ID and Resource title, set a Priority, then submit</w:t>
+      </w:r>
+    </w:p>
+    <w:p>
+      <w:pPr>
+        <w:spacing w:after="60" w:before="60"/>
+        <w:ind w:left="360"/>
+      </w:pPr>
+      <w:r>
+        <w:rPr>
+          <w:sz w:val="22"/>
+          <w:szCs w:val="22"/>
+        </w:rPr>
+        <w:t xml:space="preserve">5.  Click "Remove" next to any recommendation row</w:t>
+      </w:r>
+      <w:r>
+        <w:rPr>
+          <w:i/>
+          <w:iCs/>
+          <w:color w:val="4A5568"/>
+          <w:sz w:val="22"/>
+          <w:szCs w:val="22"/>
+        </w:rPr>
+        <w:t xml:space="preserve">  — it is deleted from that topic's recommendation list</w:t>
+      </w:r>
+    </w:p>
+    <w:p>
+      <w:pPr>
+        <w:pBdr>
+          <w:left w:val="single" w:color="D97706" w:sz="6" w:space="8"/>
+        </w:pBdr>
+        <w:spacing w:after="120" w:before="120"/>
+        <w:ind w:left="360" w:right="360"/>
+      </w:pPr>
+      <w:r>
+        <w:rPr>
+          <w:b/>
+          <w:bCs/>
+          <w:color w:val="744210"/>
+          <w:sz w:val="20"/>
+          <w:szCs w:val="20"/>
+        </w:rPr>
+        <w:t xml:space="preserve">Note: </w:t>
+      </w:r>
+      <w:r>
+        <w:rPr>
+          <w:i/>
+          <w:iCs/>
+          <w:color w:val="744210"/>
+          <w:sz w:val="20"/>
+          <w:szCs w:val="20"/>
+        </w:rPr>
+        <w:t xml:space="preserve">The Issue Topic detail page has no Delete button for the topic itself — only the Active checkbox can be toggled off from this UI, even though the underlying API route (/api/admin/issue-topics/[id]) does support a DELETE method.</w:t>
+      </w:r>
+    </w:p>
+    <w:p>
+      <w:pPr>
+        <w:pStyle w:val="Heading2"/>
+        <w:spacing w:after="80" w:before="360"/>
+      </w:pPr>
+      <w:r>
+        <w:t xml:space="preserve">20.5  Milestones</w:t>
+      </w:r>
+    </w:p>
+    <w:p>
+      <w:pPr>
+        <w:spacing w:after="100" w:before="60"/>
+      </w:pPr>
+      <w:r>
+        <w:rPr>
+          <w:sz w:val="22"/>
+          <w:szCs w:val="22"/>
+        </w:rPr>
+        <w:t xml:space="preserve">There is no dedicated admin page for milestones under /admin. The only admin-facing surface is a read-only statistics endpoint at </w:t>
+      </w:r>
+      <w:r>
+        <w:rPr>
+          <w:rFonts w:ascii="Courier New" w:cs="Courier New" w:eastAsia="Courier New" w:hAnsi="Courier New"/>
+          <w:color w:val="2B6CB0"/>
+          <w:sz w:val="22"/>
+          <w:szCs w:val="22"/>
+        </w:rPr>
+        <w:t xml:space="preserve">/api/admin/milestones</w:t>
+      </w:r>
+      <w:r>
+        <w:rPr>
+          <w:sz w:val="22"/>
+          <w:szCs w:val="22"/>
+        </w:rPr>
+        <w:t xml:space="preserve"> (GET only), which returns milestone counts grouped by type plus a running total.</w:t>
+      </w:r>
+    </w:p>
+    <w:p>
+      <w:pPr>
+        <w:pBdr>
+          <w:left w:val="single" w:color="D97706" w:sz="6" w:space="8"/>
+        </w:pBdr>
+        <w:spacing w:after="120" w:before="120"/>
+        <w:ind w:left="360" w:right="360"/>
+      </w:pPr>
+      <w:r>
+        <w:rPr>
+          <w:b/>
+          <w:bCs/>
+          <w:color w:val="744210"/>
+          <w:sz w:val="20"/>
+          <w:szCs w:val="20"/>
+        </w:rPr>
+        <w:t xml:space="preserve">Note: </w:t>
+      </w:r>
+      <w:r>
+        <w:rPr>
+          <w:i/>
+          <w:iCs/>
+          <w:color w:val="744210"/>
+          <w:sz w:val="20"/>
+          <w:szCs w:val="20"/>
+        </w:rPr>
+        <w:t xml:space="preserve">Milestones are awarded automatically by the app as members hit qualifying activity — there is no admin UI to create, edit, award, or revoke a milestone by hand.</w:t>
+      </w:r>
+    </w:p>
+    <w:p>
+      <w:r>
+        <w:br w:type="page"/>
+      </w:r>
+    </w:p>
+    <w:p>
+      <w:pPr>
+        <w:pStyle w:val="Heading1"/>
+        <w:spacing w:after="120" w:before="480"/>
+      </w:pPr>
+      <w:r>
+        <w:t xml:space="preserve">Part 21: Newsletter Topics</w:t>
+      </w:r>
+    </w:p>
+    <w:p>
+      <w:pPr>
+        <w:pStyle w:val="Heading2"/>
+        <w:spacing w:after="80" w:before="360"/>
+      </w:pPr>
+      <w:r>
+        <w:t xml:space="preserve">21.1  Newsletter Topics</w:t>
+      </w:r>
+    </w:p>
+    <w:p>
+      <w:pPr>
+        <w:spacing w:after="100" w:before="60"/>
+      </w:pPr>
+      <w:r>
+        <w:rPr>
+          <w:b/>
+          <w:bCs/>
+          <w:color w:val="2D3748"/>
+          <w:sz w:val="22"/>
+          <w:szCs w:val="22"/>
+        </w:rPr>
+        <w:t xml:space="preserve">URL: </w:t>
+      </w:r>
+      <w:r>
+        <w:rPr>
+          <w:rFonts w:ascii="Courier New" w:cs="Courier New" w:eastAsia="Courier New" w:hAnsi="Courier New"/>
+          <w:color w:val="2B6CB0"/>
+          <w:sz w:val="22"/>
+          <w:szCs w:val="22"/>
+        </w:rPr>
+        <w:t xml:space="preserve">fixernation.org/admin/newsletter-topics</w:t>
+      </w:r>
+    </w:p>
+    <w:p>
+      <w:pPr>
+        <w:pBdr>
+          <w:top w:val="single" w:color="CBD5E0" w:sz="4" w:space="4"/>
+          <w:bottom w:val="single" w:color="CBD5E0" w:sz="4" w:space="4"/>
+          <w:left w:val="single" w:color="CBD5E0" w:sz="4" w:space="4"/>
+          <w:right w:val="single" w:color="CBD5E0" w:sz="4" w:space="4"/>
+        </w:pBdr>
+        <w:spacing w:after="240" w:before="120"/>
+      </w:pPr>
+      <w:r>
+        <w:drawing>
+          <wp:inline distT="0" distB="0" distL="0" distR="0">
+            <wp:extent cx="5486400" cy="3429000"/>
+            <wp:effectExtent t="0" r="0" b="0" l="0"/>
+            <wp:docPr id="105" name="" descr="" title=""/>
+            <wp:cNvGraphicFramePr>
+              <a:graphicFrameLocks xmlns:a="http://schemas.openxmlformats.org/drawingml/2006/main" noChangeAspect="1"/>
+            </wp:cNvGraphicFramePr>
+            <a:graphic xmlns:a="http://schemas.openxmlformats.org/drawingml/2006/main">
+              <a:graphicData uri="http://schemas.openxmlformats.org/drawingml/2006/picture">
+                <pic:pic xmlns:pic="http://schemas.openxmlformats.org/drawingml/2006/picture">
+                  <pic:nvPicPr>
+                    <pic:cNvPr id="0" name="" descr=""/>
+                    <pic:cNvPicPr>
+                      <a:picLocks noChangeAspect="1" noChangeArrowheads="1"/>
+                    </pic:cNvPicPr>
+                  </pic:nvPicPr>
+                  <pic:blipFill>
+                    <a:blip r:embed="rId35" cstate="none"/>
+                    <a:srcRect/>
+                    <a:stretch>
+                      <a:fillRect/>
+                    </a:stretch>
+                  </pic:blipFill>
+                  <pic:spPr bwMode="auto">
+                    <a:xfrm>
+                      <a:off x="0" y="0"/>
+                      <a:ext cx="5486400" cy="3429000"/>
+                    </a:xfrm>
+                    <a:prstGeom prst="rect">
+                      <a:avLst/>
+                    </a:prstGeom>
+                  </pic:spPr>
+                </pic:pic>
+              </a:graphicData>
+            </a:graphic>
+          </wp:inline>
+        </w:drawing>
+      </w:r>
+    </w:p>
+    <w:p>
+      <w:pPr>
+        <w:spacing w:after="60" w:before="160"/>
+      </w:pPr>
+      <w:r>
+        <w:rPr>
+          <w:b/>
+          <w:bCs/>
+          <w:i w:val="false"/>
+          <w:iCs w:val="false"/>
+          <w:color w:val="2D3748"/>
+          <w:sz w:val="22"/>
+          <w:szCs w:val="22"/>
+        </w:rPr>
+        <w:t xml:space="preserve">How to get here:</w:t>
+      </w:r>
+    </w:p>
+    <w:p>
+      <w:pPr>
+        <w:spacing w:after="60" w:before="60"/>
+        <w:ind w:left="360"/>
+      </w:pPr>
+      <w:r>
+        <w:rPr>
+          <w:sz w:val="22"/>
+          <w:szCs w:val="22"/>
+        </w:rPr>
+        <w:t xml:space="preserve">1.  Click "Newsletter Topics" in the admin left navigation</w:t>
+      </w:r>
+    </w:p>
+    <w:p>
+      <w:pPr>
+        <w:spacing w:after="60" w:before="160"/>
+      </w:pPr>
+      <w:r>
+        <w:rPr>
+          <w:b/>
+          <w:bCs/>
+          <w:i w:val="false"/>
+          <w:iCs w:val="false"/>
+          <w:color w:val="2D3748"/>
+          <w:sz w:val="22"/>
+          <w:szCs w:val="22"/>
+        </w:rPr>
+        <w:t xml:space="preserve">What to verify:</w:t>
+      </w:r>
+    </w:p>
+    <w:p>
+      <w:pPr>
+        <w:spacing w:after="60" w:before="60"/>
+        <w:ind w:left="360"/>
+      </w:pPr>
+      <w:r>
+        <w:rPr>
+          <w:sz w:val="22"/>
+          <w:szCs w:val="22"/>
+        </w:rPr>
+        <w:t xml:space="preserve">1.  The table lists Name (with Description underneath, if set), Slug, Subscribers count, Status, and Actions</w:t>
+      </w:r>
+    </w:p>
+    <w:p>
+      <w:pPr>
+        <w:spacing w:after="60" w:before="60"/>
+        <w:ind w:left="360"/>
+      </w:pPr>
+      <w:r>
+        <w:rPr>
+          <w:sz w:val="22"/>
+          <w:szCs w:val="22"/>
+        </w:rPr>
+        <w:t xml:space="preserve">2.  Click "New Topic"</w:t>
+      </w:r>
+      <w:r>
+        <w:rPr>
+          <w:i/>
+          <w:iCs/>
+          <w:color w:val="4A5568"/>
+          <w:sz w:val="22"/>
+          <w:szCs w:val="22"/>
+        </w:rPr>
+        <w:t xml:space="preserve">  — enter a Name (required) and an optional Description; the Slug is auto-generated from the name</w:t>
+      </w:r>
+    </w:p>
+    <w:p>
+      <w:pPr>
+        <w:spacing w:after="60" w:before="60"/>
+        <w:ind w:left="360"/>
+      </w:pPr>
+      <w:r>
+        <w:rPr>
+          <w:sz w:val="22"/>
+          <w:szCs w:val="22"/>
+        </w:rPr>
+        <w:t xml:space="preserve">3.  Click the Status badge (Active/Inactive) on any row</w:t>
+      </w:r>
+      <w:r>
+        <w:rPr>
+          <w:i/>
+          <w:iCs/>
+          <w:color w:val="4A5568"/>
+          <w:sz w:val="22"/>
+          <w:szCs w:val="22"/>
+        </w:rPr>
+        <w:t xml:space="preserve">  — this toggles it directly — there is no separate save step</w:t>
+      </w:r>
+    </w:p>
+    <w:p>
+      <w:pPr>
+        <w:spacing w:after="60" w:before="60"/>
+        <w:ind w:left="360"/>
+      </w:pPr>
+      <w:r>
+        <w:rPr>
+          <w:sz w:val="22"/>
+          <w:szCs w:val="22"/>
+        </w:rPr>
+        <w:t xml:space="preserve">4.  Click "Delete" on a topic with zero subscribers</w:t>
+      </w:r>
+      <w:r>
+        <w:rPr>
+          <w:i/>
+          <w:iCs/>
+          <w:color w:val="4A5568"/>
+          <w:sz w:val="22"/>
+          <w:szCs w:val="22"/>
+        </w:rPr>
+        <w:t xml:space="preserve">  — a confirm dialog appears ("Delete &lt;name&gt;?"), then it is removed</w:t>
+      </w:r>
+    </w:p>
+    <w:p>
+      <w:pPr>
+        <w:spacing w:after="60" w:before="60"/>
+        <w:ind w:left="360"/>
+      </w:pPr>
+      <w:r>
+        <w:rPr>
+          <w:sz w:val="22"/>
+          <w:szCs w:val="22"/>
+        </w:rPr>
+        <w:t xml:space="preserve">5.  Click "Delete" on a topic that has one or more subscribers</w:t>
+      </w:r>
+      <w:r>
+        <w:rPr>
+          <w:i/>
+          <w:iCs/>
+          <w:color w:val="4A5568"/>
+          <w:sz w:val="22"/>
+          <w:szCs w:val="22"/>
+        </w:rPr>
+        <w:t xml:space="preserve">  — the button is disabled and shows a tooltip explaining why</w:t>
+      </w:r>
+    </w:p>
+    <w:p>
+      <w:pPr>
+        <w:pBdr>
+          <w:left w:val="single" w:color="D97706" w:sz="6" w:space="8"/>
+        </w:pBdr>
+        <w:spacing w:after="120" w:before="120"/>
+        <w:ind w:left="360" w:right="360"/>
+      </w:pPr>
+      <w:r>
+        <w:rPr>
+          <w:b/>
+          <w:bCs/>
+          <w:color w:val="744210"/>
+          <w:sz w:val="20"/>
+          <w:szCs w:val="20"/>
+        </w:rPr>
+        <w:t xml:space="preserve">Note: </w:t>
+      </w:r>
+      <w:r>
+        <w:rPr>
+          <w:i/>
+          <w:iCs/>
+          <w:color w:val="744210"/>
+          <w:sz w:val="20"/>
+          <w:szCs w:val="20"/>
+        </w:rPr>
+        <w:t xml:space="preserve">Deletion is blocked while a topic has active subscribers. The API enforces this server-side too — it returns a 409 error (“Cannot delete — N contact(s) subscribed”) if a delete is attempted for a topic with subscriptions, regardless of what the UI allows.</w:t>
       </w:r>
     </w:p>
     <w:p>
